--- a/FASE 2/Evidencias Proyecto/Evidencias de documentación/01_Documento_Arquitectura_Casino_DUOC.docx
+++ b/FASE 2/Evidencias Proyecto/Evidencias de documentación/01_Documento_Arquitectura_Casino_DUOC.docx
@@ -208,12 +208,55 @@
     </w:p>
     <w:p>
       <w:r>
-        <w:t xml:space="preserve">Aplicación web responsive, pensada para dos flujos de uso distintos dentro de la misma interfaz: la consulta estudiantil (menú, disponibilidad, ingredientes, alérgenos e información nutricional cuando esté validada) y la gestión del casino (registrar preparaciones, planificar el menú, actualizar disponibilidad). </w:t>
-      </w:r>
-    </w:p>
-    <w:p>
-      <w:r>
-        <w:t>Al ser una sola aplicación web responsive, se evita construir y mantener una app móvil nativa, que ya quedó fuera del alcance en el Documento de Alcance.</w:t>
+        <w:t>Aplicación web de página única (</w:t>
+      </w:r>
+      <w:proofErr w:type="spellStart"/>
+      <w:r>
+        <w:t>React</w:t>
+      </w:r>
+      <w:proofErr w:type="spellEnd"/>
+      <w:r>
+        <w:t xml:space="preserve"> 19 + Vite), responsive, con una sola base de código para todos los usuarios. </w:t>
+      </w:r>
+      <w:r>
+        <w:t xml:space="preserve">Se adapta a celular, </w:t>
+      </w:r>
+      <w:proofErr w:type="spellStart"/>
+      <w:r>
+        <w:t>tablet</w:t>
+      </w:r>
+      <w:proofErr w:type="spellEnd"/>
+      <w:r>
+        <w:t xml:space="preserve"> y computador mediante reglas de diseño por ancho de pantalla (1100, 900, 600 y 380 </w:t>
+      </w:r>
+      <w:proofErr w:type="spellStart"/>
+      <w:r>
+        <w:t>px</w:t>
+      </w:r>
+      <w:proofErr w:type="spellEnd"/>
+      <w:r>
+        <w:t xml:space="preserve">), por orientación horizontal de poca altura y por tipo de puntero táctil (objetivos de 44 </w:t>
+      </w:r>
+      <w:proofErr w:type="spellStart"/>
+      <w:r>
+        <w:t>px</w:t>
+      </w:r>
+      <w:proofErr w:type="spellEnd"/>
+      <w:r>
+        <w:t xml:space="preserve">). En pantallas de 900 </w:t>
+      </w:r>
+      <w:proofErr w:type="spellStart"/>
+      <w:r>
+        <w:t>px</w:t>
+      </w:r>
+      <w:proofErr w:type="spellEnd"/>
+      <w:r>
+        <w:t xml:space="preserve"> o menos usa una barra de navegación inferior y hojas inferiores para detalles y ventanas; las tablas se desplazan horizontalmente dentro de su contenedor. Incluye modo claro y oscuro.</w:t>
+      </w:r>
+    </w:p>
+    <w:p>
+      <w:r>
+        <w:t>No se construye una app móvil nativa (fuera de alcance).</w:t>
       </w:r>
     </w:p>
     <w:p>
@@ -221,83 +264,47 @@
         <w:pStyle w:val="Ttulo3"/>
       </w:pPr>
       <w:r>
-        <w:t>3.1.1 Dos superficies para el rol Personal Casino</w:t>
-      </w:r>
-    </w:p>
-    <w:p>
-      <w:r>
-        <w:t>El rol Personal Casino no usa una sola pantalla, sino dos superficies de la misma aplicación, pensadas para contextos de uso distintos.</w:t>
-      </w:r>
-    </w:p>
-    <w:p>
-      <w:r>
-        <w:t xml:space="preserve">No son sistemas separados: comparten el mismo </w:t>
+        <w:t xml:space="preserve">3.1.1 </w:t>
+      </w:r>
+      <w:r>
+        <w:t>Superficies de uso según el rol</w:t>
+      </w:r>
+    </w:p>
+    <w:p>
+      <w:r>
+        <w:t>La aplicación ofrece distintas superficies según el rol y el dispositivo en que se usa cada una.</w:t>
+      </w:r>
+    </w:p>
+    <w:p>
+      <w:r>
+        <w:t xml:space="preserve">No son sistemas separados: comparten la misma API y el mismo esquema de autenticación. Solo cambian la ruta del </w:t>
       </w:r>
       <w:proofErr w:type="spellStart"/>
       <w:r>
-        <w:t>login</w:t>
+        <w:t>frontend</w:t>
       </w:r>
       <w:proofErr w:type="spellEnd"/>
       <w:r>
-        <w:t>, el mismo rol y la misma API</w:t>
-      </w:r>
-      <w:r>
-        <w:t>,</w:t>
-      </w:r>
-      <w:r>
-        <w:t xml:space="preserve"> solo cambia qué ruta del </w:t>
-      </w:r>
-      <w:proofErr w:type="spellStart"/>
-      <w:r>
-        <w:t>frontend</w:t>
-      </w:r>
-      <w:proofErr w:type="spellEnd"/>
-      <w:r>
-        <w:t xml:space="preserve"> se muestra.</w:t>
+        <w:t xml:space="preserve"> y el dispositivo para el que está optimizada cada una.</w:t>
       </w:r>
     </w:p>
     <w:tbl>
       <w:tblPr>
+        <w:tblStyle w:val="Tablaconcuadrcula"/>
         <w:tblW w:w="10201" w:type="dxa"/>
-        <w:tblBorders>
-          <w:top w:val="single" w:sz="4" w:space="0" w:color="auto"/>
-          <w:left w:val="single" w:sz="4" w:space="0" w:color="auto"/>
-          <w:bottom w:val="single" w:sz="4" w:space="0" w:color="auto"/>
-          <w:right w:val="single" w:sz="4" w:space="0" w:color="auto"/>
-          <w:insideH w:val="single" w:sz="4" w:space="0" w:color="auto"/>
-          <w:insideV w:val="single" w:sz="4" w:space="0" w:color="auto"/>
-        </w:tblBorders>
-        <w:tblCellMar>
-          <w:left w:w="10" w:type="dxa"/>
-          <w:right w:w="10" w:type="dxa"/>
-        </w:tblCellMar>
         <w:tblLook w:val="04A0" w:firstRow="1" w:lastRow="0" w:firstColumn="1" w:lastColumn="0" w:noHBand="0" w:noVBand="1"/>
       </w:tblPr>
       <w:tblGrid>
-        <w:gridCol w:w="2263"/>
-        <w:gridCol w:w="2410"/>
-        <w:gridCol w:w="5528"/>
+        <w:gridCol w:w="1432"/>
+        <w:gridCol w:w="1824"/>
+        <w:gridCol w:w="1842"/>
+        <w:gridCol w:w="5103"/>
       </w:tblGrid>
       <w:tr>
-        <w:trPr>
-          <w:tblHeader/>
-        </w:trPr>
-        <w:tc>
-          <w:tcPr>
-            <w:tcW w:w="2263" w:type="dxa"/>
-            <w:tcBorders>
-              <w:top w:val="single" w:sz="4" w:space="0" w:color="auto"/>
-              <w:left w:val="single" w:sz="4" w:space="0" w:color="auto"/>
-              <w:bottom w:val="single" w:sz="4" w:space="0" w:color="auto"/>
-              <w:right w:val="single" w:sz="4" w:space="0" w:color="auto"/>
-            </w:tcBorders>
-            <w:shd w:val="clear" w:color="auto" w:fill="1F3864"/>
-            <w:tcMar>
-              <w:top w:w="100" w:type="dxa"/>
-              <w:left w:w="100" w:type="dxa"/>
-              <w:bottom w:w="100" w:type="dxa"/>
-              <w:right w:w="100" w:type="dxa"/>
-            </w:tcMar>
+        <w:tc>
+          <w:tcPr>
+            <w:tcW w:w="1432" w:type="dxa"/>
+            <w:shd w:val="clear" w:color="auto" w:fill="002060"/>
             <w:hideMark/>
           </w:tcPr>
           <w:p>
@@ -319,20 +326,8 @@
         </w:tc>
         <w:tc>
           <w:tcPr>
-            <w:tcW w:w="2410" w:type="dxa"/>
-            <w:tcBorders>
-              <w:top w:val="single" w:sz="4" w:space="0" w:color="auto"/>
-              <w:left w:val="single" w:sz="4" w:space="0" w:color="auto"/>
-              <w:bottom w:val="single" w:sz="4" w:space="0" w:color="auto"/>
-              <w:right w:val="single" w:sz="4" w:space="0" w:color="auto"/>
-            </w:tcBorders>
-            <w:shd w:val="clear" w:color="auto" w:fill="1F3864"/>
-            <w:tcMar>
-              <w:top w:w="100" w:type="dxa"/>
-              <w:left w:w="100" w:type="dxa"/>
-              <w:bottom w:w="100" w:type="dxa"/>
-              <w:right w:w="100" w:type="dxa"/>
-            </w:tcMar>
+            <w:tcW w:w="1824" w:type="dxa"/>
+            <w:shd w:val="clear" w:color="auto" w:fill="002060"/>
             <w:hideMark/>
           </w:tcPr>
           <w:p>
@@ -348,26 +343,14 @@
                 <w:b/>
                 <w:bCs/>
               </w:rPr>
-              <w:t>Dispositivo típico</w:t>
-            </w:r>
-          </w:p>
-        </w:tc>
-        <w:tc>
-          <w:tcPr>
-            <w:tcW w:w="5528" w:type="dxa"/>
-            <w:tcBorders>
-              <w:top w:val="single" w:sz="4" w:space="0" w:color="auto"/>
-              <w:left w:val="single" w:sz="4" w:space="0" w:color="auto"/>
-              <w:bottom w:val="single" w:sz="4" w:space="0" w:color="auto"/>
-              <w:right w:val="single" w:sz="4" w:space="0" w:color="auto"/>
-            </w:tcBorders>
-            <w:shd w:val="clear" w:color="auto" w:fill="1F3864"/>
-            <w:tcMar>
-              <w:top w:w="100" w:type="dxa"/>
-              <w:left w:w="100" w:type="dxa"/>
-              <w:bottom w:w="100" w:type="dxa"/>
-              <w:right w:w="100" w:type="dxa"/>
-            </w:tcMar>
+              <w:t>Usuario</w:t>
+            </w:r>
+          </w:p>
+        </w:tc>
+        <w:tc>
+          <w:tcPr>
+            <w:tcW w:w="1842" w:type="dxa"/>
+            <w:shd w:val="clear" w:color="auto" w:fill="002060"/>
             <w:hideMark/>
           </w:tcPr>
           <w:p>
@@ -383,6 +366,29 @@
                 <w:b/>
                 <w:bCs/>
               </w:rPr>
+              <w:t>Dispositivo típico</w:t>
+            </w:r>
+          </w:p>
+        </w:tc>
+        <w:tc>
+          <w:tcPr>
+            <w:tcW w:w="5103" w:type="dxa"/>
+            <w:shd w:val="clear" w:color="auto" w:fill="002060"/>
+            <w:hideMark/>
+          </w:tcPr>
+          <w:p>
+            <w:pPr>
+              <w:spacing w:after="0" w:line="240" w:lineRule="auto"/>
+              <w:rPr>
+                <w:b/>
+                <w:bCs/>
+              </w:rPr>
+            </w:pPr>
+            <w:r>
+              <w:rPr>
+                <w:b/>
+                <w:bCs/>
+              </w:rPr>
               <w:t>Qué permite hacer</w:t>
             </w:r>
           </w:p>
@@ -391,19 +397,7 @@
       <w:tr>
         <w:tc>
           <w:tcPr>
-            <w:tcW w:w="2263" w:type="dxa"/>
-            <w:tcBorders>
-              <w:top w:val="single" w:sz="4" w:space="0" w:color="auto"/>
-              <w:left w:val="single" w:sz="4" w:space="0" w:color="auto"/>
-              <w:bottom w:val="single" w:sz="4" w:space="0" w:color="auto"/>
-              <w:right w:val="single" w:sz="4" w:space="0" w:color="auto"/>
-            </w:tcBorders>
-            <w:tcMar>
-              <w:top w:w="100" w:type="dxa"/>
-              <w:left w:w="100" w:type="dxa"/>
-              <w:bottom w:w="100" w:type="dxa"/>
-              <w:right w:w="100" w:type="dxa"/>
-            </w:tcMar>
+            <w:tcW w:w="1432" w:type="dxa"/>
             <w:hideMark/>
           </w:tcPr>
           <w:p>
@@ -411,25 +405,13 @@
               <w:spacing w:after="0" w:line="240" w:lineRule="auto"/>
             </w:pPr>
             <w:r>
-              <w:t>Panel de disponibilidad</w:t>
-            </w:r>
-          </w:p>
-        </w:tc>
-        <w:tc>
-          <w:tcPr>
-            <w:tcW w:w="2410" w:type="dxa"/>
-            <w:tcBorders>
-              <w:top w:val="single" w:sz="4" w:space="0" w:color="auto"/>
-              <w:left w:val="single" w:sz="4" w:space="0" w:color="auto"/>
-              <w:bottom w:val="single" w:sz="4" w:space="0" w:color="auto"/>
-              <w:right w:val="single" w:sz="4" w:space="0" w:color="auto"/>
-            </w:tcBorders>
-            <w:tcMar>
-              <w:top w:w="100" w:type="dxa"/>
-              <w:left w:w="100" w:type="dxa"/>
-              <w:bottom w:w="100" w:type="dxa"/>
-              <w:right w:w="100" w:type="dxa"/>
-            </w:tcMar>
+              <w:t>Consulta pública</w:t>
+            </w:r>
+          </w:p>
+        </w:tc>
+        <w:tc>
+          <w:tcPr>
+            <w:tcW w:w="1824" w:type="dxa"/>
             <w:hideMark/>
           </w:tcPr>
           <w:p>
@@ -437,25 +419,13 @@
               <w:spacing w:after="0" w:line="240" w:lineRule="auto"/>
             </w:pPr>
             <w:r>
-              <w:t>Tablet fija cerca de la cocina, en modo kiosco</w:t>
-            </w:r>
-          </w:p>
-        </w:tc>
-        <w:tc>
-          <w:tcPr>
-            <w:tcW w:w="5528" w:type="dxa"/>
-            <w:tcBorders>
-              <w:top w:val="single" w:sz="4" w:space="0" w:color="auto"/>
-              <w:left w:val="single" w:sz="4" w:space="0" w:color="auto"/>
-              <w:bottom w:val="single" w:sz="4" w:space="0" w:color="auto"/>
-              <w:right w:val="single" w:sz="4" w:space="0" w:color="auto"/>
-            </w:tcBorders>
-            <w:tcMar>
-              <w:top w:w="100" w:type="dxa"/>
-              <w:left w:w="100" w:type="dxa"/>
-              <w:bottom w:w="100" w:type="dxa"/>
-              <w:right w:w="100" w:type="dxa"/>
-            </w:tcMar>
+              <w:t>Visitante (sin sesión)</w:t>
+            </w:r>
+          </w:p>
+        </w:tc>
+        <w:tc>
+          <w:tcPr>
+            <w:tcW w:w="1842" w:type="dxa"/>
             <w:hideMark/>
           </w:tcPr>
           <w:p>
@@ -463,15 +433,21 @@
               <w:spacing w:after="0" w:line="240" w:lineRule="auto"/>
             </w:pPr>
             <w:r>
-              <w:t xml:space="preserve">Solo cambiar el estado de una preparación (disponible / baja disponibilidad / agotado). </w:t>
-            </w:r>
-          </w:p>
+              <w:t>Celular</w:t>
+            </w:r>
+          </w:p>
+        </w:tc>
+        <w:tc>
+          <w:tcPr>
+            <w:tcW w:w="5103" w:type="dxa"/>
+            <w:hideMark/>
+          </w:tcPr>
           <w:p>
             <w:pPr>
               <w:spacing w:after="0" w:line="240" w:lineRule="auto"/>
             </w:pPr>
             <w:r>
-              <w:t>Botones grandes, sin formularios, pensado para usarse rápido durante el servicio.</w:t>
+              <w:t>Menú del día y semanal, filtro por categoría, disponibilidad en tiempo real, ingredientes, alérgenos, nutrición y preguntas frecuentes.</w:t>
             </w:r>
           </w:p>
         </w:tc>
@@ -479,19 +455,7 @@
       <w:tr>
         <w:tc>
           <w:tcPr>
-            <w:tcW w:w="2263" w:type="dxa"/>
-            <w:tcBorders>
-              <w:top w:val="single" w:sz="4" w:space="0" w:color="auto"/>
-              <w:left w:val="single" w:sz="4" w:space="0" w:color="auto"/>
-              <w:bottom w:val="single" w:sz="4" w:space="0" w:color="auto"/>
-              <w:right w:val="single" w:sz="4" w:space="0" w:color="auto"/>
-            </w:tcBorders>
-            <w:tcMar>
-              <w:top w:w="100" w:type="dxa"/>
-              <w:left w:w="100" w:type="dxa"/>
-              <w:bottom w:w="100" w:type="dxa"/>
-              <w:right w:w="100" w:type="dxa"/>
-            </w:tcMar>
+            <w:tcW w:w="1432" w:type="dxa"/>
             <w:hideMark/>
           </w:tcPr>
           <w:p>
@@ -499,25 +463,13 @@
               <w:spacing w:after="0" w:line="240" w:lineRule="auto"/>
             </w:pPr>
             <w:r>
-              <w:t>Panel de gestión</w:t>
-            </w:r>
-          </w:p>
-        </w:tc>
-        <w:tc>
-          <w:tcPr>
-            <w:tcW w:w="2410" w:type="dxa"/>
-            <w:tcBorders>
-              <w:top w:val="single" w:sz="4" w:space="0" w:color="auto"/>
-              <w:left w:val="single" w:sz="4" w:space="0" w:color="auto"/>
-              <w:bottom w:val="single" w:sz="4" w:space="0" w:color="auto"/>
-              <w:right w:val="single" w:sz="4" w:space="0" w:color="auto"/>
-            </w:tcBorders>
-            <w:tcMar>
-              <w:top w:w="100" w:type="dxa"/>
-              <w:left w:w="100" w:type="dxa"/>
-              <w:bottom w:w="100" w:type="dxa"/>
-              <w:right w:w="100" w:type="dxa"/>
-            </w:tcMar>
+              <w:t>Perfil del estudiante</w:t>
+            </w:r>
+          </w:p>
+        </w:tc>
+        <w:tc>
+          <w:tcPr>
+            <w:tcW w:w="1824" w:type="dxa"/>
             <w:hideMark/>
           </w:tcPr>
           <w:p>
@@ -525,25 +477,13 @@
               <w:spacing w:after="0" w:line="240" w:lineRule="auto"/>
             </w:pPr>
             <w:r>
-              <w:t>Celular o computador, en administración</w:t>
-            </w:r>
-          </w:p>
-        </w:tc>
-        <w:tc>
-          <w:tcPr>
-            <w:tcW w:w="5528" w:type="dxa"/>
-            <w:tcBorders>
-              <w:top w:val="single" w:sz="4" w:space="0" w:color="auto"/>
-              <w:left w:val="single" w:sz="4" w:space="0" w:color="auto"/>
-              <w:bottom w:val="single" w:sz="4" w:space="0" w:color="auto"/>
-              <w:right w:val="single" w:sz="4" w:space="0" w:color="auto"/>
-            </w:tcBorders>
-            <w:tcMar>
-              <w:top w:w="100" w:type="dxa"/>
-              <w:left w:w="100" w:type="dxa"/>
-              <w:bottom w:w="100" w:type="dxa"/>
-              <w:right w:w="100" w:type="dxa"/>
-            </w:tcMar>
+              <w:t>Estudiante (SSO simulado @duocuc.cl)</w:t>
+            </w:r>
+          </w:p>
+        </w:tc>
+        <w:tc>
+          <w:tcPr>
+            <w:tcW w:w="1842" w:type="dxa"/>
             <w:hideMark/>
           </w:tcPr>
           <w:p>
@@ -551,7 +491,195 @@
               <w:spacing w:after="0" w:line="240" w:lineRule="auto"/>
             </w:pPr>
             <w:r>
-              <w:t>Registrar y editar preparaciones, planificar el menú, asignar categorías, revisar historial.</w:t>
+              <w:t>Celular</w:t>
+            </w:r>
+          </w:p>
+        </w:tc>
+        <w:tc>
+          <w:tcPr>
+            <w:tcW w:w="5103" w:type="dxa"/>
+            <w:hideMark/>
+          </w:tcPr>
+          <w:p>
+            <w:pPr>
+              <w:spacing w:after="0" w:line="240" w:lineRule="auto"/>
+            </w:pPr>
+            <w:r>
+              <w:t>Alergias, favoritos, calificaciones y categoría preferida.</w:t>
+            </w:r>
+          </w:p>
+        </w:tc>
+      </w:tr>
+      <w:tr>
+        <w:tc>
+          <w:tcPr>
+            <w:tcW w:w="1432" w:type="dxa"/>
+            <w:hideMark/>
+          </w:tcPr>
+          <w:p>
+            <w:pPr>
+              <w:spacing w:after="0" w:line="240" w:lineRule="auto"/>
+            </w:pPr>
+            <w:r>
+              <w:t>Caja</w:t>
+            </w:r>
+          </w:p>
+        </w:tc>
+        <w:tc>
+          <w:tcPr>
+            <w:tcW w:w="1824" w:type="dxa"/>
+            <w:hideMark/>
+          </w:tcPr>
+          <w:p>
+            <w:pPr>
+              <w:spacing w:after="0" w:line="240" w:lineRule="auto"/>
+            </w:pPr>
+            <w:r>
+              <w:t>Cajero</w:t>
+            </w:r>
+          </w:p>
+        </w:tc>
+        <w:tc>
+          <w:tcPr>
+            <w:tcW w:w="1842" w:type="dxa"/>
+            <w:hideMark/>
+          </w:tcPr>
+          <w:p>
+            <w:pPr>
+              <w:spacing w:after="0" w:line="240" w:lineRule="auto"/>
+            </w:pPr>
+            <w:r>
+              <w:t>Tablet</w:t>
+            </w:r>
+          </w:p>
+        </w:tc>
+        <w:tc>
+          <w:tcPr>
+            <w:tcW w:w="5103" w:type="dxa"/>
+            <w:hideMark/>
+          </w:tcPr>
+          <w:p>
+            <w:pPr>
+              <w:spacing w:after="0" w:line="240" w:lineRule="auto"/>
+            </w:pPr>
+            <w:r>
+              <w:t>Un botón grande por categoría para registrar un combo, deshacer la venta y ver las porciones restantes.</w:t>
+            </w:r>
+          </w:p>
+        </w:tc>
+      </w:tr>
+      <w:tr>
+        <w:tc>
+          <w:tcPr>
+            <w:tcW w:w="1432" w:type="dxa"/>
+            <w:hideMark/>
+          </w:tcPr>
+          <w:p>
+            <w:pPr>
+              <w:spacing w:after="0" w:line="240" w:lineRule="auto"/>
+            </w:pPr>
+            <w:r>
+              <w:t>Disponibilidad (cocina)</w:t>
+            </w:r>
+          </w:p>
+        </w:tc>
+        <w:tc>
+          <w:tcPr>
+            <w:tcW w:w="1824" w:type="dxa"/>
+            <w:hideMark/>
+          </w:tcPr>
+          <w:p>
+            <w:pPr>
+              <w:spacing w:after="0" w:line="240" w:lineRule="auto"/>
+            </w:pPr>
+            <w:r>
+              <w:t>Personal Casino</w:t>
+            </w:r>
+          </w:p>
+        </w:tc>
+        <w:tc>
+          <w:tcPr>
+            <w:tcW w:w="1842" w:type="dxa"/>
+            <w:hideMark/>
+          </w:tcPr>
+          <w:p>
+            <w:pPr>
+              <w:spacing w:after="0" w:line="240" w:lineRule="auto"/>
+            </w:pPr>
+            <w:r>
+              <w:t>Tablet fija en modo kiosco</w:t>
+            </w:r>
+          </w:p>
+        </w:tc>
+        <w:tc>
+          <w:tcPr>
+            <w:tcW w:w="5103" w:type="dxa"/>
+            <w:hideMark/>
+          </w:tcPr>
+          <w:p>
+            <w:pPr>
+              <w:spacing w:after="0" w:line="240" w:lineRule="auto"/>
+            </w:pPr>
+            <w:r>
+              <w:t>Iniciar la jornada, ajustar o reponer stock y cerrar con conteo de sobrantes.</w:t>
+            </w:r>
+          </w:p>
+        </w:tc>
+      </w:tr>
+      <w:tr>
+        <w:tc>
+          <w:tcPr>
+            <w:tcW w:w="1432" w:type="dxa"/>
+            <w:hideMark/>
+          </w:tcPr>
+          <w:p>
+            <w:pPr>
+              <w:spacing w:after="0" w:line="240" w:lineRule="auto"/>
+            </w:pPr>
+            <w:r>
+              <w:t>Gestión</w:t>
+            </w:r>
+          </w:p>
+        </w:tc>
+        <w:tc>
+          <w:tcPr>
+            <w:tcW w:w="1824" w:type="dxa"/>
+            <w:hideMark/>
+          </w:tcPr>
+          <w:p>
+            <w:pPr>
+              <w:spacing w:after="0" w:line="240" w:lineRule="auto"/>
+            </w:pPr>
+            <w:r>
+              <w:t>Nutricionista, Administrador</w:t>
+            </w:r>
+          </w:p>
+        </w:tc>
+        <w:tc>
+          <w:tcPr>
+            <w:tcW w:w="1842" w:type="dxa"/>
+            <w:hideMark/>
+          </w:tcPr>
+          <w:p>
+            <w:pPr>
+              <w:spacing w:after="0" w:line="240" w:lineRule="auto"/>
+            </w:pPr>
+            <w:r>
+              <w:t>Celular o computador</w:t>
+            </w:r>
+          </w:p>
+        </w:tc>
+        <w:tc>
+          <w:tcPr>
+            <w:tcW w:w="5103" w:type="dxa"/>
+            <w:hideMark/>
+          </w:tcPr>
+          <w:p>
+            <w:pPr>
+              <w:spacing w:after="0" w:line="240" w:lineRule="auto"/>
+            </w:pPr>
+            <w:r>
+              <w:t>Ingredientes, preparaciones, planificación del menú (día y mes), usuarios, opiniones y análisis.</w:t>
             </w:r>
           </w:p>
         </w:tc>
@@ -564,14 +692,751 @@
           <w:b/>
           <w:bCs/>
         </w:rPr>
-        <w:t xml:space="preserve">Consideraciones prácticas para el panel de disponibilidad en </w:t>
-      </w:r>
+        <w:t xml:space="preserve">Consideraciones para la </w:t>
+      </w:r>
+      <w:proofErr w:type="spellStart"/>
       <w:r>
         <w:rPr>
           <w:b/>
           <w:bCs/>
         </w:rPr>
-        <w:t>Tablet</w:t>
+        <w:t>tablet</w:t>
+      </w:r>
+      <w:proofErr w:type="spellEnd"/>
+      <w:r>
+        <w:rPr>
+          <w:b/>
+          <w:bCs/>
+        </w:rPr>
+        <w:t xml:space="preserve"> de cocina y la caja:</w:t>
+      </w:r>
+      <w:r>
+        <w:rPr>
+          <w:b/>
+          <w:bCs/>
+        </w:rPr>
+        <w:t xml:space="preserve"> </w:t>
+      </w:r>
+      <w:r>
+        <w:t>modo kiosco del sistema operativo (Acceso Guiado en iPad, modo kiosco en Android), sesión larga (30 días, configurable con JWT_EXPIRES_IN_KIOSCO), pantalla sin bloqueo automático y cobertura de Wifi confirmada en el punto de instalación.</w:t>
+      </w:r>
+    </w:p>
+    <w:p>
+      <w:pPr>
+        <w:pStyle w:val="Ttulo2"/>
+      </w:pPr>
+      <w:r>
+        <w:t>3.2 Capa de lógica de negocio</w:t>
+      </w:r>
+    </w:p>
+    <w:p>
+      <w:r>
+        <w:t xml:space="preserve">Expone una API REST que concentra las reglas del negocio, de modo que la capa de presentación no decide por su cuenta qué mostrar u ocultar. </w:t>
+      </w:r>
+    </w:p>
+    <w:p>
+      <w:pPr>
+        <w:rPr>
+          <w:b/>
+          <w:bCs/>
+        </w:rPr>
+      </w:pPr>
+      <w:r>
+        <w:rPr>
+          <w:b/>
+          <w:bCs/>
+        </w:rPr>
+        <w:t xml:space="preserve">Entre las reglas que vive aquí, y no en el </w:t>
+      </w:r>
+      <w:proofErr w:type="spellStart"/>
+      <w:r>
+        <w:rPr>
+          <w:b/>
+          <w:bCs/>
+        </w:rPr>
+        <w:t>frontend</w:t>
+      </w:r>
+      <w:proofErr w:type="spellEnd"/>
+      <w:r>
+        <w:rPr>
+          <w:b/>
+          <w:bCs/>
+        </w:rPr>
+        <w:t xml:space="preserve"> ni en la base de datos:</w:t>
+      </w:r>
+    </w:p>
+    <w:p>
+      <w:pPr>
+        <w:pStyle w:val="Prrafodelista"/>
+        <w:numPr>
+          <w:ilvl w:val="0"/>
+          <w:numId w:val="10"/>
+        </w:numPr>
+      </w:pPr>
+      <w:r>
+        <w:lastRenderedPageBreak/>
+        <w:t>Cálculo del estado de disponibilidad vigente de una preparación, a partir del historial de eventos de la capa de datos.</w:t>
+      </w:r>
+    </w:p>
+    <w:p>
+      <w:pPr>
+        <w:pStyle w:val="Prrafodelista"/>
+        <w:numPr>
+          <w:ilvl w:val="0"/>
+          <w:numId w:val="10"/>
+        </w:numPr>
+      </w:pPr>
+      <w:r>
+        <w:t>Manejo de errores y validaciones de entrada (por ejemplo, no permitir cantidades negativas o preparaciones duplicadas en la misma categoría el mismo día).</w:t>
+      </w:r>
+    </w:p>
+    <w:p>
+      <w:pPr>
+        <w:pStyle w:val="Prrafodelista"/>
+        <w:numPr>
+          <w:ilvl w:val="0"/>
+          <w:numId w:val="10"/>
+        </w:numPr>
+      </w:pPr>
+      <w:r>
+        <w:t xml:space="preserve">Cinco roles: Administrador, Nutricionista, Personal Casino, Cajero y Estudiante. El control de acceso se valida en el </w:t>
+      </w:r>
+      <w:proofErr w:type="spellStart"/>
+      <w:r>
+        <w:t>backend</w:t>
+      </w:r>
+      <w:proofErr w:type="spellEnd"/>
+      <w:r>
+        <w:t xml:space="preserve"> en cada solicitud, incluida la verificación de que la cuenta siga activa.</w:t>
+      </w:r>
+    </w:p>
+    <w:p>
+      <w:pPr>
+        <w:pStyle w:val="Prrafodelista"/>
+        <w:numPr>
+          <w:ilvl w:val="0"/>
+          <w:numId w:val="10"/>
+        </w:numPr>
+      </w:pPr>
+      <w:r>
+        <w:t>El estado de disponibilidad de cada componente se calcula desde el stock por movimientos (30 % o menos: baja disponibilidad; 0: agotado), no se cambia a mano.</w:t>
+      </w:r>
+    </w:p>
+    <w:p>
+      <w:pPr>
+        <w:pStyle w:val="Prrafodelista"/>
+        <w:numPr>
+          <w:ilvl w:val="0"/>
+          <w:numId w:val="10"/>
+        </w:numPr>
+      </w:pPr>
+      <w:r>
+        <w:t>Cada venta de combo es una transacción que bloquea la jornada del día, para que las ventas simultáneas descuenten bien el stock.</w:t>
+      </w:r>
+    </w:p>
+    <w:p>
+      <w:pPr>
+        <w:pStyle w:val="Prrafodelista"/>
+        <w:numPr>
+          <w:ilvl w:val="0"/>
+          <w:numId w:val="10"/>
+        </w:numPr>
+      </w:pPr>
+      <w:r>
+        <w:t>Los cambios de stock se avisan a los navegadores abiertos mediante Server-</w:t>
+      </w:r>
+      <w:proofErr w:type="spellStart"/>
+      <w:r>
+        <w:t>Sent</w:t>
+      </w:r>
+      <w:proofErr w:type="spellEnd"/>
+      <w:r>
+        <w:t xml:space="preserve"> </w:t>
+      </w:r>
+      <w:proofErr w:type="spellStart"/>
+      <w:r>
+        <w:t>Events</w:t>
+      </w:r>
+      <w:proofErr w:type="spellEnd"/>
+      <w:r>
+        <w:t xml:space="preserve"> (/api/</w:t>
+      </w:r>
+      <w:proofErr w:type="spellStart"/>
+      <w:r>
+        <w:t>menu</w:t>
+      </w:r>
+      <w:proofErr w:type="spellEnd"/>
+      <w:r>
+        <w:t>/eventos), con sondeo cada 30 segundos de respaldo.</w:t>
+      </w:r>
+    </w:p>
+    <w:p>
+      <w:pPr>
+        <w:pStyle w:val="Prrafodelista"/>
+        <w:numPr>
+          <w:ilvl w:val="0"/>
+          <w:numId w:val="10"/>
+        </w:numPr>
+      </w:pPr>
+      <w:r>
+        <w:t xml:space="preserve">La información nutricional se publica al guardarla; si no hay calorías cargadas, la API entrega </w:t>
+      </w:r>
+      <w:proofErr w:type="spellStart"/>
+      <w:r>
+        <w:t>null</w:t>
+      </w:r>
+      <w:proofErr w:type="spellEnd"/>
+      <w:r>
+        <w:t xml:space="preserve"> y la interfaz muestra “No disponible”.</w:t>
+      </w:r>
+    </w:p>
+    <w:p>
+      <w:pPr>
+        <w:pStyle w:val="Ttulo2"/>
+      </w:pPr>
+      <w:r>
+        <w:t>3.3 Capa de datos</w:t>
+      </w:r>
+    </w:p>
+    <w:p>
+      <w:r>
+        <w:t xml:space="preserve">Base de datos relacional PostgreSQL con 24 tablas y una vista, definidas en </w:t>
+      </w:r>
+      <w:proofErr w:type="spellStart"/>
+      <w:r>
+        <w:t>database</w:t>
+      </w:r>
+      <w:proofErr w:type="spellEnd"/>
+      <w:r>
+        <w:t>/</w:t>
+      </w:r>
+      <w:proofErr w:type="spellStart"/>
+      <w:r>
+        <w:t>schema.sql</w:t>
+      </w:r>
+      <w:proofErr w:type="spellEnd"/>
+      <w:r>
+        <w:t xml:space="preserve"> y las migraciones 3 a 9</w:t>
+      </w:r>
+      <w:r>
+        <w:t xml:space="preserve">, el </w:t>
+      </w:r>
+      <w:r>
+        <w:t xml:space="preserve">modelo original de 16 entidades (Documento de Alcance) se amplió con jornada, movimientos de stock, ingredientes con composición, calificaciones, favoritos y preferencias del estudiante. </w:t>
+      </w:r>
+    </w:p>
+    <w:p>
+      <w:pPr>
+        <w:rPr>
+          <w:b/>
+          <w:bCs/>
+        </w:rPr>
+      </w:pPr>
+      <w:r>
+        <w:t>La capa de lógica de negocio es la única que accede a esta capa.</w:t>
+      </w:r>
+    </w:p>
+    <w:p>
+      <w:pPr>
+        <w:pStyle w:val="Ttulo2"/>
+      </w:pPr>
+      <w:r>
+        <w:t>3.4 Fuente externa condicionada</w:t>
+      </w:r>
+    </w:p>
+    <w:p>
+      <w:pPr>
+        <w:rPr>
+          <w:b/>
+          <w:bCs/>
+        </w:rPr>
+      </w:pPr>
+      <w:r>
+        <w:t>El sistema de caja de Campomar no forma parte de la arquitectura</w:t>
+      </w:r>
+      <w:r>
+        <w:t>, l</w:t>
+      </w:r>
+      <w:r>
+        <w:t xml:space="preserve">as ventas las registra el cajero en la propia plataforma (además de usar el sistema de Campomar) y el análisis usa esas ventas o, si faltan, datos simulados marcados como simulado en </w:t>
+      </w:r>
+      <w:proofErr w:type="spellStart"/>
+      <w:r>
+        <w:t>origen_dato</w:t>
+      </w:r>
+      <w:proofErr w:type="spellEnd"/>
+      <w:r>
+        <w:t>. Si en el futuro hay integración real (escenarios A o B), solo cambia la fuente de datos de la tabla venta.</w:t>
+      </w:r>
+    </w:p>
+    <w:p>
+      <w:pPr>
+        <w:pStyle w:val="Ttulo1"/>
+      </w:pPr>
+      <w:r>
+        <w:t>4. Decisiones tecnológicas</w:t>
+      </w:r>
+    </w:p>
+    <w:tbl>
+      <w:tblPr>
+        <w:tblStyle w:val="Tablaconcuadrcula"/>
+        <w:tblW w:w="0" w:type="auto"/>
+        <w:tblLook w:val="04A0" w:firstRow="1" w:lastRow="0" w:firstColumn="1" w:lastColumn="0" w:noHBand="0" w:noVBand="1"/>
+      </w:tblPr>
+      <w:tblGrid>
+        <w:gridCol w:w="1688"/>
+        <w:gridCol w:w="2444"/>
+        <w:gridCol w:w="5938"/>
+      </w:tblGrid>
+      <w:tr>
+        <w:tc>
+          <w:tcPr>
+            <w:tcW w:w="0" w:type="auto"/>
+            <w:shd w:val="clear" w:color="auto" w:fill="002060"/>
+            <w:hideMark/>
+          </w:tcPr>
+          <w:p>
+            <w:pPr>
+              <w:spacing w:after="0"/>
+              <w:rPr>
+                <w:b/>
+                <w:bCs/>
+              </w:rPr>
+            </w:pPr>
+            <w:r>
+              <w:rPr>
+                <w:b/>
+                <w:bCs/>
+              </w:rPr>
+              <w:t>Componente</w:t>
+            </w:r>
+          </w:p>
+        </w:tc>
+        <w:tc>
+          <w:tcPr>
+            <w:tcW w:w="0" w:type="auto"/>
+            <w:shd w:val="clear" w:color="auto" w:fill="002060"/>
+            <w:hideMark/>
+          </w:tcPr>
+          <w:p>
+            <w:pPr>
+              <w:spacing w:after="0"/>
+              <w:rPr>
+                <w:b/>
+                <w:bCs/>
+              </w:rPr>
+            </w:pPr>
+            <w:r>
+              <w:rPr>
+                <w:b/>
+                <w:bCs/>
+              </w:rPr>
+              <w:t>Decisión</w:t>
+            </w:r>
+          </w:p>
+        </w:tc>
+        <w:tc>
+          <w:tcPr>
+            <w:tcW w:w="0" w:type="auto"/>
+            <w:shd w:val="clear" w:color="auto" w:fill="002060"/>
+            <w:hideMark/>
+          </w:tcPr>
+          <w:p>
+            <w:pPr>
+              <w:spacing w:after="0"/>
+              <w:rPr>
+                <w:b/>
+                <w:bCs/>
+              </w:rPr>
+            </w:pPr>
+            <w:r>
+              <w:rPr>
+                <w:b/>
+                <w:bCs/>
+              </w:rPr>
+              <w:t>Justificación</w:t>
+            </w:r>
+          </w:p>
+        </w:tc>
+      </w:tr>
+      <w:tr>
+        <w:tc>
+          <w:tcPr>
+            <w:tcW w:w="0" w:type="auto"/>
+            <w:hideMark/>
+          </w:tcPr>
+          <w:p>
+            <w:pPr>
+              <w:spacing w:after="0"/>
+            </w:pPr>
+            <w:proofErr w:type="spellStart"/>
+            <w:r>
+              <w:t>Backend</w:t>
+            </w:r>
+            <w:proofErr w:type="spellEnd"/>
+            <w:r>
+              <w:t xml:space="preserve"> / API</w:t>
+            </w:r>
+          </w:p>
+        </w:tc>
+        <w:tc>
+          <w:tcPr>
+            <w:tcW w:w="0" w:type="auto"/>
+            <w:hideMark/>
+          </w:tcPr>
+          <w:p>
+            <w:pPr>
+              <w:spacing w:after="0"/>
+            </w:pPr>
+            <w:r>
+              <w:t>Node.js 18+ con Express 5</w:t>
+            </w:r>
+          </w:p>
+        </w:tc>
+        <w:tc>
+          <w:tcPr>
+            <w:tcW w:w="0" w:type="auto"/>
+            <w:hideMark/>
+          </w:tcPr>
+          <w:p>
+            <w:pPr>
+              <w:spacing w:after="0"/>
+            </w:pPr>
+            <w:r>
+              <w:t>Arquitectura en capas, rutas y control de acceso sin construir todo desde cero; el equipo ya domina JavaScript.</w:t>
+            </w:r>
+          </w:p>
+        </w:tc>
+      </w:tr>
+      <w:tr>
+        <w:tc>
+          <w:tcPr>
+            <w:tcW w:w="0" w:type="auto"/>
+            <w:hideMark/>
+          </w:tcPr>
+          <w:p>
+            <w:pPr>
+              <w:spacing w:after="0"/>
+            </w:pPr>
+            <w:r>
+              <w:t>Base de datos</w:t>
+            </w:r>
+          </w:p>
+        </w:tc>
+        <w:tc>
+          <w:tcPr>
+            <w:tcW w:w="0" w:type="auto"/>
+            <w:hideMark/>
+          </w:tcPr>
+          <w:p>
+            <w:pPr>
+              <w:spacing w:after="0"/>
+            </w:pPr>
+            <w:r>
+              <w:t>PostgreSQL 14+</w:t>
+            </w:r>
+          </w:p>
+        </w:tc>
+        <w:tc>
+          <w:tcPr>
+            <w:tcW w:w="0" w:type="auto"/>
+            <w:hideMark/>
+          </w:tcPr>
+          <w:p>
+            <w:pPr>
+              <w:spacing w:after="0"/>
+            </w:pPr>
+            <w:r>
+              <w:t>Dominio relacional (historial de menús, relaciones muchos a muchos). Soporta bloqueos de transacción para el stock.</w:t>
+            </w:r>
+          </w:p>
+        </w:tc>
+      </w:tr>
+      <w:tr>
+        <w:tc>
+          <w:tcPr>
+            <w:tcW w:w="0" w:type="auto"/>
+            <w:hideMark/>
+          </w:tcPr>
+          <w:p>
+            <w:pPr>
+              <w:spacing w:after="0"/>
+            </w:pPr>
+            <w:proofErr w:type="spellStart"/>
+            <w:r>
+              <w:t>Frontend</w:t>
+            </w:r>
+            <w:proofErr w:type="spellEnd"/>
+          </w:p>
+        </w:tc>
+        <w:tc>
+          <w:tcPr>
+            <w:tcW w:w="0" w:type="auto"/>
+            <w:hideMark/>
+          </w:tcPr>
+          <w:p>
+            <w:pPr>
+              <w:spacing w:after="0"/>
+            </w:pPr>
+            <w:proofErr w:type="spellStart"/>
+            <w:r>
+              <w:t>React</w:t>
+            </w:r>
+            <w:proofErr w:type="spellEnd"/>
+            <w:r>
+              <w:t xml:space="preserve"> 19 + Vite, SPA responsive</w:t>
+            </w:r>
+          </w:p>
+        </w:tc>
+        <w:tc>
+          <w:tcPr>
+            <w:tcW w:w="0" w:type="auto"/>
+            <w:hideMark/>
+          </w:tcPr>
+          <w:p>
+            <w:pPr>
+              <w:spacing w:after="0"/>
+            </w:pPr>
+            <w:r>
+              <w:t>Una sola base de código para estudiantes, caja, cocina y gestión.</w:t>
+            </w:r>
+          </w:p>
+        </w:tc>
+      </w:tr>
+      <w:tr>
+        <w:tc>
+          <w:tcPr>
+            <w:tcW w:w="0" w:type="auto"/>
+            <w:hideMark/>
+          </w:tcPr>
+          <w:p>
+            <w:pPr>
+              <w:spacing w:after="0"/>
+            </w:pPr>
+            <w:r>
+              <w:t>Autenticación</w:t>
+            </w:r>
+          </w:p>
+        </w:tc>
+        <w:tc>
+          <w:tcPr>
+            <w:tcW w:w="0" w:type="auto"/>
+            <w:hideMark/>
+          </w:tcPr>
+          <w:p>
+            <w:pPr>
+              <w:spacing w:after="0"/>
+            </w:pPr>
+            <w:r>
+              <w:t>JWT, con SSO simulado para estudiantes</w:t>
+            </w:r>
+          </w:p>
+        </w:tc>
+        <w:tc>
+          <w:tcPr>
+            <w:tcW w:w="0" w:type="auto"/>
+            <w:hideMark/>
+          </w:tcPr>
+          <w:p>
+            <w:pPr>
+              <w:spacing w:after="0"/>
+            </w:pPr>
+            <w:r>
+              <w:t>El SSO real de DUOC depende de TI y no está autorizado.</w:t>
+            </w:r>
+          </w:p>
+        </w:tc>
+      </w:tr>
+      <w:tr>
+        <w:tc>
+          <w:tcPr>
+            <w:tcW w:w="0" w:type="auto"/>
+            <w:hideMark/>
+          </w:tcPr>
+          <w:p>
+            <w:pPr>
+              <w:spacing w:after="0"/>
+            </w:pPr>
+            <w:r>
+              <w:lastRenderedPageBreak/>
+              <w:t>Tiempo real</w:t>
+            </w:r>
+          </w:p>
+        </w:tc>
+        <w:tc>
+          <w:tcPr>
+            <w:tcW w:w="0" w:type="auto"/>
+            <w:hideMark/>
+          </w:tcPr>
+          <w:p>
+            <w:pPr>
+              <w:spacing w:after="0"/>
+            </w:pPr>
+            <w:r>
+              <w:t>Server-</w:t>
+            </w:r>
+            <w:proofErr w:type="spellStart"/>
+            <w:r>
+              <w:t>Sent</w:t>
+            </w:r>
+            <w:proofErr w:type="spellEnd"/>
+            <w:r>
+              <w:t xml:space="preserve"> </w:t>
+            </w:r>
+            <w:proofErr w:type="spellStart"/>
+            <w:r>
+              <w:t>Events</w:t>
+            </w:r>
+            <w:proofErr w:type="spellEnd"/>
+          </w:p>
+        </w:tc>
+        <w:tc>
+          <w:tcPr>
+            <w:tcW w:w="0" w:type="auto"/>
+            <w:hideMark/>
+          </w:tcPr>
+          <w:p>
+            <w:pPr>
+              <w:spacing w:after="0"/>
+            </w:pPr>
+            <w:r>
+              <w:t xml:space="preserve">Alcanza para avisos unidireccionales servidor a navegador; es más simple que </w:t>
+            </w:r>
+            <w:proofErr w:type="spellStart"/>
+            <w:r>
+              <w:t>WebSockets</w:t>
+            </w:r>
+            <w:proofErr w:type="spellEnd"/>
+            <w:r>
+              <w:t>.</w:t>
+            </w:r>
+          </w:p>
+        </w:tc>
+      </w:tr>
+      <w:tr>
+        <w:tc>
+          <w:tcPr>
+            <w:tcW w:w="0" w:type="auto"/>
+            <w:hideMark/>
+          </w:tcPr>
+          <w:p>
+            <w:pPr>
+              <w:spacing w:after="0"/>
+            </w:pPr>
+            <w:r>
+              <w:t>Control de versiones</w:t>
+            </w:r>
+          </w:p>
+        </w:tc>
+        <w:tc>
+          <w:tcPr>
+            <w:tcW w:w="0" w:type="auto"/>
+            <w:hideMark/>
+          </w:tcPr>
+          <w:p>
+            <w:pPr>
+              <w:spacing w:after="0"/>
+            </w:pPr>
+            <w:r>
+              <w:t>Git, repositorio APT122-Casino-DUOC</w:t>
+            </w:r>
+          </w:p>
+        </w:tc>
+        <w:tc>
+          <w:tcPr>
+            <w:tcW w:w="0" w:type="auto"/>
+            <w:hideMark/>
+          </w:tcPr>
+          <w:p>
+            <w:pPr>
+              <w:spacing w:after="0"/>
+            </w:pPr>
+            <w:r>
+              <w:t>Trazabilidad por integrante (C2 y C4).</w:t>
+            </w:r>
+          </w:p>
+        </w:tc>
+      </w:tr>
+      <w:tr>
+        <w:tc>
+          <w:tcPr>
+            <w:tcW w:w="0" w:type="auto"/>
+            <w:hideMark/>
+          </w:tcPr>
+          <w:p>
+            <w:pPr>
+              <w:spacing w:after="0"/>
+            </w:pPr>
+            <w:r>
+              <w:t>Gestión ágil</w:t>
+            </w:r>
+          </w:p>
+        </w:tc>
+        <w:tc>
+          <w:tcPr>
+            <w:tcW w:w="0" w:type="auto"/>
+            <w:hideMark/>
+          </w:tcPr>
+          <w:p>
+            <w:pPr>
+              <w:spacing w:after="0"/>
+            </w:pPr>
+            <w:r>
+              <w:t xml:space="preserve">Scrum con </w:t>
+            </w:r>
+            <w:proofErr w:type="spellStart"/>
+            <w:r>
+              <w:t>sprints</w:t>
+            </w:r>
+            <w:proofErr w:type="spellEnd"/>
+            <w:r>
+              <w:t>, tablero Kanban</w:t>
+            </w:r>
+          </w:p>
+        </w:tc>
+        <w:tc>
+          <w:tcPr>
+            <w:tcW w:w="0" w:type="auto"/>
+            <w:hideMark/>
+          </w:tcPr>
+          <w:p>
+            <w:pPr>
+              <w:spacing w:after="0"/>
+            </w:pPr>
+            <w:r>
+              <w:t>Definido en la metodología (Guía 1.5).</w:t>
+            </w:r>
+          </w:p>
+        </w:tc>
+      </w:tr>
+    </w:tbl>
+    <w:p/>
+    <w:p>
+      <w:pPr>
+        <w:pStyle w:val="Ttulo1"/>
+      </w:pPr>
+      <w:r>
+        <w:t>5. Manejo de errores y validaciones (evidencia de C4)</w:t>
+      </w:r>
+    </w:p>
+    <w:p>
+      <w:r>
+        <w:t xml:space="preserve">La arquitectura contempla manejo de errores en la capa de lógica de negocio, no como una ocurrencia tardía sino como parte del diseño desde el inicio. </w:t>
+      </w:r>
+    </w:p>
+    <w:p>
+      <w:pPr>
+        <w:rPr>
+          <w:b/>
+          <w:bCs/>
+        </w:rPr>
+      </w:pPr>
+      <w:r>
+        <w:rPr>
+          <w:b/>
+          <w:bCs/>
+        </w:rPr>
+        <w:t>Ejemplos implementados y probados en Fase 2 (casos CP-43 a CP-85 del Plan de Pruebas)</w:t>
       </w:r>
       <w:r>
         <w:rPr>
@@ -580,813 +1445,6 @@
         </w:rPr>
         <w:t>:</w:t>
       </w:r>
-      <w:r>
-        <w:t xml:space="preserve"> modo kiosco del sistema operativo (Acceso Guiado en iPad, modo kiosco en Android) para anclar el navegador a esa única pantalla</w:t>
-      </w:r>
-      <w:r>
-        <w:t>,</w:t>
-      </w:r>
-      <w:r>
-        <w:t xml:space="preserve"> sesión de larga duración, ya que es un dispositivo compartido por el turno de cocina y no una sesión personal; pantalla sin bloqueo automático</w:t>
-      </w:r>
-      <w:r>
-        <w:t>,</w:t>
-      </w:r>
-      <w:r>
-        <w:t xml:space="preserve"> y confirmar cobertura de Wi</w:t>
-      </w:r>
-      <w:r>
-        <w:t>f</w:t>
-      </w:r>
-      <w:r>
-        <w:t>i en el punto donde se instale, como parte del levantamiento pendiente con administración de la sede.</w:t>
-      </w:r>
-    </w:p>
-    <w:p>
-      <w:pPr>
-        <w:pStyle w:val="Ttulo2"/>
-      </w:pPr>
-      <w:r>
-        <w:t>3.2 Capa de lógica de negocio</w:t>
-      </w:r>
-    </w:p>
-    <w:p>
-      <w:r>
-        <w:t xml:space="preserve">Expone una API REST que concentra las reglas del negocio, de modo que la capa de presentación no decide por su cuenta qué mostrar u ocultar. </w:t>
-      </w:r>
-    </w:p>
-    <w:p>
-      <w:pPr>
-        <w:rPr>
-          <w:b/>
-          <w:bCs/>
-        </w:rPr>
-      </w:pPr>
-      <w:r>
-        <w:rPr>
-          <w:b/>
-          <w:bCs/>
-        </w:rPr>
-        <w:t xml:space="preserve">Entre las reglas que vive aquí, y no en el </w:t>
-      </w:r>
-      <w:proofErr w:type="spellStart"/>
-      <w:r>
-        <w:rPr>
-          <w:b/>
-          <w:bCs/>
-        </w:rPr>
-        <w:t>frontend</w:t>
-      </w:r>
-      <w:proofErr w:type="spellEnd"/>
-      <w:r>
-        <w:rPr>
-          <w:b/>
-          <w:bCs/>
-        </w:rPr>
-        <w:t xml:space="preserve"> ni en la base de datos:</w:t>
-      </w:r>
-    </w:p>
-    <w:p>
-      <w:pPr>
-        <w:pStyle w:val="Prrafodelista"/>
-        <w:numPr>
-          <w:ilvl w:val="0"/>
-          <w:numId w:val="10"/>
-        </w:numPr>
-      </w:pPr>
-      <w:r>
-        <w:t>Autenticación y control de acceso por rol (estudiante, personal del casino, administrador).</w:t>
-      </w:r>
-    </w:p>
-    <w:p>
-      <w:pPr>
-        <w:pStyle w:val="Prrafodelista"/>
-        <w:numPr>
-          <w:ilvl w:val="0"/>
-          <w:numId w:val="10"/>
-        </w:numPr>
-      </w:pPr>
-      <w:r>
-        <w:lastRenderedPageBreak/>
-        <w:t xml:space="preserve">Regla de "no disponible": si la información nutricional de una preparación no está marcada como validada, la API nunca la entrega, sin importar qué pida el </w:t>
-      </w:r>
-      <w:proofErr w:type="spellStart"/>
-      <w:r>
-        <w:t>frontend</w:t>
-      </w:r>
-      <w:proofErr w:type="spellEnd"/>
-      <w:r>
-        <w:t>.</w:t>
-      </w:r>
-    </w:p>
-    <w:p>
-      <w:pPr>
-        <w:pStyle w:val="Prrafodelista"/>
-        <w:numPr>
-          <w:ilvl w:val="0"/>
-          <w:numId w:val="10"/>
-        </w:numPr>
-      </w:pPr>
-      <w:r>
-        <w:t>Cálculo del estado de disponibilidad vigente de una preparación, a partir del historial de eventos de la capa de datos.</w:t>
-      </w:r>
-    </w:p>
-    <w:p>
-      <w:pPr>
-        <w:pStyle w:val="Prrafodelista"/>
-        <w:numPr>
-          <w:ilvl w:val="0"/>
-          <w:numId w:val="10"/>
-        </w:numPr>
-      </w:pPr>
-      <w:r>
-        <w:t>Manejo de errores y validaciones de entrada (por ejemplo, no permitir cantidades negativas o preparaciones duplicadas en la misma categoría el mismo día).</w:t>
-      </w:r>
-    </w:p>
-    <w:p>
-      <w:pPr>
-        <w:pStyle w:val="Ttulo2"/>
-      </w:pPr>
-      <w:r>
-        <w:t>3.3 Capa de datos</w:t>
-      </w:r>
-    </w:p>
-    <w:p>
-      <w:r>
-        <w:t>Base de datos relacional con las 16 entidades ya definidas y validadas en el Documento de Alcance y en el diagrama entidad-relación (ver `</w:t>
-      </w:r>
-      <w:proofErr w:type="spellStart"/>
-      <w:r>
-        <w:t>modelo_datos_casino_duoc.sql</w:t>
-      </w:r>
-      <w:proofErr w:type="spellEnd"/>
-      <w:r>
-        <w:t xml:space="preserve">` en el repositorio). </w:t>
-      </w:r>
-    </w:p>
-    <w:p>
-      <w:r>
-        <w:t>La capa de lógica de negocio es la única que accede directamente a esta capa; la capa de presentación nunca consulta la base de datos de forma directa.</w:t>
-      </w:r>
-    </w:p>
-    <w:p>
-      <w:pPr>
-        <w:pStyle w:val="Ttulo2"/>
-      </w:pPr>
-      <w:r>
-        <w:t>3.4 Fuente externa condicionada</w:t>
-      </w:r>
-    </w:p>
-    <w:p>
-      <w:r>
-        <w:t>El sistema de caja de Campomar no forma parte de la arquitectura del MVP</w:t>
-      </w:r>
-      <w:r>
-        <w:t xml:space="preserve">, </w:t>
-      </w:r>
-      <w:r>
-        <w:t xml:space="preserve">es una fuente de datos externa y opcional, representada en el modelo por la columna </w:t>
-      </w:r>
-      <w:proofErr w:type="spellStart"/>
-      <w:r>
-        <w:t>origen_dato</w:t>
-      </w:r>
-      <w:proofErr w:type="spellEnd"/>
-      <w:r>
-        <w:t xml:space="preserve"> de la tabla venta (real, importado o simulado). </w:t>
-      </w:r>
-    </w:p>
-    <w:p>
-      <w:r>
-        <w:t>La arquitectura está diseñada para que esta capa pueda estar completamente ausente sin afectar el funcionamiento del resto del sistema.</w:t>
-      </w:r>
-    </w:p>
-    <w:p>
-      <w:pPr>
-        <w:pStyle w:val="Ttulo1"/>
-      </w:pPr>
-      <w:r>
-        <w:t>4. Decisiones tecnológicas</w:t>
-      </w:r>
-    </w:p>
-    <w:tbl>
-      <w:tblPr>
-        <w:tblW w:w="10200" w:type="dxa"/>
-        <w:tblBorders>
-          <w:top w:val="single" w:sz="4" w:space="0" w:color="auto"/>
-          <w:left w:val="single" w:sz="4" w:space="0" w:color="auto"/>
-          <w:bottom w:val="single" w:sz="4" w:space="0" w:color="auto"/>
-          <w:right w:val="single" w:sz="4" w:space="0" w:color="auto"/>
-          <w:insideH w:val="single" w:sz="4" w:space="0" w:color="auto"/>
-          <w:insideV w:val="single" w:sz="4" w:space="0" w:color="auto"/>
-        </w:tblBorders>
-        <w:tblCellMar>
-          <w:left w:w="10" w:type="dxa"/>
-          <w:right w:w="10" w:type="dxa"/>
-        </w:tblCellMar>
-        <w:tblLook w:val="04A0" w:firstRow="1" w:lastRow="0" w:firstColumn="1" w:lastColumn="0" w:noHBand="0" w:noVBand="1"/>
-      </w:tblPr>
-      <w:tblGrid>
-        <w:gridCol w:w="1413"/>
-        <w:gridCol w:w="3260"/>
-        <w:gridCol w:w="5527"/>
-      </w:tblGrid>
-      <w:tr>
-        <w:trPr>
-          <w:trHeight w:val="212"/>
-          <w:tblHeader/>
-        </w:trPr>
-        <w:tc>
-          <w:tcPr>
-            <w:tcW w:w="1413" w:type="dxa"/>
-            <w:tcBorders>
-              <w:top w:val="single" w:sz="4" w:space="0" w:color="auto"/>
-              <w:left w:val="single" w:sz="4" w:space="0" w:color="auto"/>
-              <w:bottom w:val="single" w:sz="4" w:space="0" w:color="auto"/>
-              <w:right w:val="single" w:sz="4" w:space="0" w:color="auto"/>
-            </w:tcBorders>
-            <w:shd w:val="clear" w:color="auto" w:fill="1F3864"/>
-            <w:tcMar>
-              <w:top w:w="100" w:type="dxa"/>
-              <w:left w:w="100" w:type="dxa"/>
-              <w:bottom w:w="100" w:type="dxa"/>
-              <w:right w:w="100" w:type="dxa"/>
-            </w:tcMar>
-            <w:hideMark/>
-          </w:tcPr>
-          <w:p>
-            <w:pPr>
-              <w:spacing w:after="0" w:line="240" w:lineRule="auto"/>
-              <w:rPr>
-                <w:b/>
-                <w:bCs/>
-              </w:rPr>
-            </w:pPr>
-            <w:r>
-              <w:rPr>
-                <w:b/>
-                <w:bCs/>
-              </w:rPr>
-              <w:t>Componente</w:t>
-            </w:r>
-          </w:p>
-        </w:tc>
-        <w:tc>
-          <w:tcPr>
-            <w:tcW w:w="3260" w:type="dxa"/>
-            <w:tcBorders>
-              <w:top w:val="single" w:sz="4" w:space="0" w:color="auto"/>
-              <w:left w:val="single" w:sz="4" w:space="0" w:color="auto"/>
-              <w:bottom w:val="single" w:sz="4" w:space="0" w:color="auto"/>
-              <w:right w:val="single" w:sz="4" w:space="0" w:color="auto"/>
-            </w:tcBorders>
-            <w:shd w:val="clear" w:color="auto" w:fill="1F3864"/>
-            <w:tcMar>
-              <w:top w:w="100" w:type="dxa"/>
-              <w:left w:w="100" w:type="dxa"/>
-              <w:bottom w:w="100" w:type="dxa"/>
-              <w:right w:w="100" w:type="dxa"/>
-            </w:tcMar>
-            <w:hideMark/>
-          </w:tcPr>
-          <w:p>
-            <w:pPr>
-              <w:spacing w:after="0" w:line="240" w:lineRule="auto"/>
-              <w:rPr>
-                <w:b/>
-                <w:bCs/>
-              </w:rPr>
-            </w:pPr>
-            <w:r>
-              <w:rPr>
-                <w:b/>
-                <w:bCs/>
-              </w:rPr>
-              <w:t>Opción tentativa</w:t>
-            </w:r>
-          </w:p>
-        </w:tc>
-        <w:tc>
-          <w:tcPr>
-            <w:tcW w:w="5527" w:type="dxa"/>
-            <w:tcBorders>
-              <w:top w:val="single" w:sz="4" w:space="0" w:color="auto"/>
-              <w:left w:val="single" w:sz="4" w:space="0" w:color="auto"/>
-              <w:bottom w:val="single" w:sz="4" w:space="0" w:color="auto"/>
-              <w:right w:val="single" w:sz="4" w:space="0" w:color="auto"/>
-            </w:tcBorders>
-            <w:shd w:val="clear" w:color="auto" w:fill="1F3864"/>
-            <w:tcMar>
-              <w:top w:w="100" w:type="dxa"/>
-              <w:left w:w="100" w:type="dxa"/>
-              <w:bottom w:w="100" w:type="dxa"/>
-              <w:right w:w="100" w:type="dxa"/>
-            </w:tcMar>
-            <w:hideMark/>
-          </w:tcPr>
-          <w:p>
-            <w:pPr>
-              <w:spacing w:after="0" w:line="240" w:lineRule="auto"/>
-              <w:rPr>
-                <w:b/>
-                <w:bCs/>
-              </w:rPr>
-            </w:pPr>
-            <w:r>
-              <w:rPr>
-                <w:b/>
-                <w:bCs/>
-              </w:rPr>
-              <w:t>Justificación</w:t>
-            </w:r>
-          </w:p>
-        </w:tc>
-      </w:tr>
-      <w:tr>
-        <w:tc>
-          <w:tcPr>
-            <w:tcW w:w="1413" w:type="dxa"/>
-            <w:tcBorders>
-              <w:top w:val="single" w:sz="4" w:space="0" w:color="auto"/>
-              <w:left w:val="single" w:sz="4" w:space="0" w:color="auto"/>
-              <w:bottom w:val="single" w:sz="4" w:space="0" w:color="auto"/>
-              <w:right w:val="single" w:sz="4" w:space="0" w:color="auto"/>
-            </w:tcBorders>
-            <w:tcMar>
-              <w:top w:w="100" w:type="dxa"/>
-              <w:left w:w="100" w:type="dxa"/>
-              <w:bottom w:w="100" w:type="dxa"/>
-              <w:right w:w="100" w:type="dxa"/>
-            </w:tcMar>
-            <w:hideMark/>
-          </w:tcPr>
-          <w:p>
-            <w:pPr>
-              <w:spacing w:after="0" w:line="240" w:lineRule="auto"/>
-            </w:pPr>
-            <w:proofErr w:type="spellStart"/>
-            <w:r>
-              <w:t>Backend</w:t>
-            </w:r>
-            <w:proofErr w:type="spellEnd"/>
-            <w:r>
-              <w:t xml:space="preserve"> / API</w:t>
-            </w:r>
-          </w:p>
-        </w:tc>
-        <w:tc>
-          <w:tcPr>
-            <w:tcW w:w="3260" w:type="dxa"/>
-            <w:tcBorders>
-              <w:top w:val="single" w:sz="4" w:space="0" w:color="auto"/>
-              <w:left w:val="single" w:sz="4" w:space="0" w:color="auto"/>
-              <w:bottom w:val="single" w:sz="4" w:space="0" w:color="auto"/>
-              <w:right w:val="single" w:sz="4" w:space="0" w:color="auto"/>
-            </w:tcBorders>
-            <w:tcMar>
-              <w:top w:w="100" w:type="dxa"/>
-              <w:left w:w="100" w:type="dxa"/>
-              <w:bottom w:w="100" w:type="dxa"/>
-              <w:right w:w="100" w:type="dxa"/>
-            </w:tcMar>
-            <w:hideMark/>
-          </w:tcPr>
-          <w:p>
-            <w:pPr>
-              <w:spacing w:after="0" w:line="240" w:lineRule="auto"/>
-            </w:pPr>
-            <w:r>
-              <w:t>Node.js con Express, o Laravel (PHP)</w:t>
-            </w:r>
-          </w:p>
-        </w:tc>
-        <w:tc>
-          <w:tcPr>
-            <w:tcW w:w="5527" w:type="dxa"/>
-            <w:tcBorders>
-              <w:top w:val="single" w:sz="4" w:space="0" w:color="auto"/>
-              <w:left w:val="single" w:sz="4" w:space="0" w:color="auto"/>
-              <w:bottom w:val="single" w:sz="4" w:space="0" w:color="auto"/>
-              <w:right w:val="single" w:sz="4" w:space="0" w:color="auto"/>
-            </w:tcBorders>
-            <w:tcMar>
-              <w:top w:w="100" w:type="dxa"/>
-              <w:left w:w="100" w:type="dxa"/>
-              <w:bottom w:w="100" w:type="dxa"/>
-              <w:right w:w="100" w:type="dxa"/>
-            </w:tcMar>
-            <w:hideMark/>
-          </w:tcPr>
-          <w:p>
-            <w:pPr>
-              <w:spacing w:after="0" w:line="240" w:lineRule="auto"/>
-            </w:pPr>
-            <w:r>
-              <w:t>Ambos dan estructura en capas, manejo de rutas y ORM sin construir todo desde cero</w:t>
-            </w:r>
-            <w:r>
-              <w:t xml:space="preserve">, </w:t>
-            </w:r>
-            <w:r>
-              <w:t>la decisión final depende de la familiaridad del equipo y de lo que se confirme con administración de la sede.</w:t>
-            </w:r>
-          </w:p>
-        </w:tc>
-      </w:tr>
-      <w:tr>
-        <w:tc>
-          <w:tcPr>
-            <w:tcW w:w="1413" w:type="dxa"/>
-            <w:tcBorders>
-              <w:top w:val="single" w:sz="4" w:space="0" w:color="auto"/>
-              <w:left w:val="single" w:sz="4" w:space="0" w:color="auto"/>
-              <w:bottom w:val="single" w:sz="4" w:space="0" w:color="auto"/>
-              <w:right w:val="single" w:sz="4" w:space="0" w:color="auto"/>
-            </w:tcBorders>
-            <w:tcMar>
-              <w:top w:w="100" w:type="dxa"/>
-              <w:left w:w="100" w:type="dxa"/>
-              <w:bottom w:w="100" w:type="dxa"/>
-              <w:right w:w="100" w:type="dxa"/>
-            </w:tcMar>
-            <w:hideMark/>
-          </w:tcPr>
-          <w:p>
-            <w:pPr>
-              <w:spacing w:after="0" w:line="240" w:lineRule="auto"/>
-            </w:pPr>
-            <w:r>
-              <w:t>Base de datos</w:t>
-            </w:r>
-          </w:p>
-        </w:tc>
-        <w:tc>
-          <w:tcPr>
-            <w:tcW w:w="3260" w:type="dxa"/>
-            <w:tcBorders>
-              <w:top w:val="single" w:sz="4" w:space="0" w:color="auto"/>
-              <w:left w:val="single" w:sz="4" w:space="0" w:color="auto"/>
-              <w:bottom w:val="single" w:sz="4" w:space="0" w:color="auto"/>
-              <w:right w:val="single" w:sz="4" w:space="0" w:color="auto"/>
-            </w:tcBorders>
-            <w:tcMar>
-              <w:top w:w="100" w:type="dxa"/>
-              <w:left w:w="100" w:type="dxa"/>
-              <w:bottom w:w="100" w:type="dxa"/>
-              <w:right w:w="100" w:type="dxa"/>
-            </w:tcMar>
-            <w:hideMark/>
-          </w:tcPr>
-          <w:p>
-            <w:pPr>
-              <w:spacing w:after="0" w:line="240" w:lineRule="auto"/>
-            </w:pPr>
-            <w:r>
-              <w:t>PostgreSQL o MySQL</w:t>
-            </w:r>
-          </w:p>
-        </w:tc>
-        <w:tc>
-          <w:tcPr>
-            <w:tcW w:w="5527" w:type="dxa"/>
-            <w:tcBorders>
-              <w:top w:val="single" w:sz="4" w:space="0" w:color="auto"/>
-              <w:left w:val="single" w:sz="4" w:space="0" w:color="auto"/>
-              <w:bottom w:val="single" w:sz="4" w:space="0" w:color="auto"/>
-              <w:right w:val="single" w:sz="4" w:space="0" w:color="auto"/>
-            </w:tcBorders>
-            <w:tcMar>
-              <w:top w:w="100" w:type="dxa"/>
-              <w:left w:w="100" w:type="dxa"/>
-              <w:bottom w:w="100" w:type="dxa"/>
-              <w:right w:w="100" w:type="dxa"/>
-            </w:tcMar>
-            <w:hideMark/>
-          </w:tcPr>
-          <w:p>
-            <w:pPr>
-              <w:spacing w:after="0" w:line="240" w:lineRule="auto"/>
-            </w:pPr>
-            <w:r>
-              <w:t>El dominio es inherentemente relacional (historial de menús, relaciones muchos a muchos entre preparaciones, ingredientes y alérgenos), lo que descarta NoSQL como opción razonable.</w:t>
-            </w:r>
-          </w:p>
-        </w:tc>
-      </w:tr>
-      <w:tr>
-        <w:tc>
-          <w:tcPr>
-            <w:tcW w:w="1413" w:type="dxa"/>
-            <w:tcBorders>
-              <w:top w:val="single" w:sz="4" w:space="0" w:color="auto"/>
-              <w:left w:val="single" w:sz="4" w:space="0" w:color="auto"/>
-              <w:bottom w:val="single" w:sz="4" w:space="0" w:color="auto"/>
-              <w:right w:val="single" w:sz="4" w:space="0" w:color="auto"/>
-            </w:tcBorders>
-            <w:tcMar>
-              <w:top w:w="100" w:type="dxa"/>
-              <w:left w:w="100" w:type="dxa"/>
-              <w:bottom w:w="100" w:type="dxa"/>
-              <w:right w:w="100" w:type="dxa"/>
-            </w:tcMar>
-            <w:hideMark/>
-          </w:tcPr>
-          <w:p>
-            <w:pPr>
-              <w:spacing w:after="0" w:line="240" w:lineRule="auto"/>
-            </w:pPr>
-            <w:proofErr w:type="spellStart"/>
-            <w:r>
-              <w:t>Frontend</w:t>
-            </w:r>
-            <w:proofErr w:type="spellEnd"/>
-          </w:p>
-        </w:tc>
-        <w:tc>
-          <w:tcPr>
-            <w:tcW w:w="3260" w:type="dxa"/>
-            <w:tcBorders>
-              <w:top w:val="single" w:sz="4" w:space="0" w:color="auto"/>
-              <w:left w:val="single" w:sz="4" w:space="0" w:color="auto"/>
-              <w:bottom w:val="single" w:sz="4" w:space="0" w:color="auto"/>
-              <w:right w:val="single" w:sz="4" w:space="0" w:color="auto"/>
-            </w:tcBorders>
-            <w:tcMar>
-              <w:top w:w="100" w:type="dxa"/>
-              <w:left w:w="100" w:type="dxa"/>
-              <w:bottom w:w="100" w:type="dxa"/>
-              <w:right w:w="100" w:type="dxa"/>
-            </w:tcMar>
-            <w:hideMark/>
-          </w:tcPr>
-          <w:p>
-            <w:pPr>
-              <w:spacing w:after="0" w:line="240" w:lineRule="auto"/>
-            </w:pPr>
-            <w:r>
-              <w:t>Aplicación web responsive (</w:t>
-            </w:r>
-            <w:proofErr w:type="spellStart"/>
-            <w:r>
-              <w:t>framework</w:t>
-            </w:r>
-            <w:proofErr w:type="spellEnd"/>
-            <w:r>
-              <w:t xml:space="preserve"> a definir, ej. </w:t>
-            </w:r>
-            <w:proofErr w:type="spellStart"/>
-            <w:r>
-              <w:t>React</w:t>
-            </w:r>
-            <w:proofErr w:type="spellEnd"/>
-            <w:r>
-              <w:t xml:space="preserve"> o plantillas del propio </w:t>
-            </w:r>
-            <w:proofErr w:type="spellStart"/>
-            <w:r>
-              <w:t>backend</w:t>
-            </w:r>
-            <w:proofErr w:type="spellEnd"/>
-            <w:r>
-              <w:t>)</w:t>
-            </w:r>
-          </w:p>
-        </w:tc>
-        <w:tc>
-          <w:tcPr>
-            <w:tcW w:w="5527" w:type="dxa"/>
-            <w:tcBorders>
-              <w:top w:val="single" w:sz="4" w:space="0" w:color="auto"/>
-              <w:left w:val="single" w:sz="4" w:space="0" w:color="auto"/>
-              <w:bottom w:val="single" w:sz="4" w:space="0" w:color="auto"/>
-              <w:right w:val="single" w:sz="4" w:space="0" w:color="auto"/>
-            </w:tcBorders>
-            <w:tcMar>
-              <w:top w:w="100" w:type="dxa"/>
-              <w:left w:w="100" w:type="dxa"/>
-              <w:bottom w:w="100" w:type="dxa"/>
-              <w:right w:w="100" w:type="dxa"/>
-            </w:tcMar>
-            <w:hideMark/>
-          </w:tcPr>
-          <w:p>
-            <w:pPr>
-              <w:spacing w:after="0" w:line="240" w:lineRule="auto"/>
-            </w:pPr>
-            <w:r>
-              <w:t>Cubre estudiantes y personal del casino desde una sola base de código, sin duplicar esfuerzo en una app nativa.</w:t>
-            </w:r>
-          </w:p>
-        </w:tc>
-      </w:tr>
-      <w:tr>
-        <w:tc>
-          <w:tcPr>
-            <w:tcW w:w="1413" w:type="dxa"/>
-            <w:tcBorders>
-              <w:top w:val="single" w:sz="4" w:space="0" w:color="auto"/>
-              <w:left w:val="single" w:sz="4" w:space="0" w:color="auto"/>
-              <w:bottom w:val="single" w:sz="4" w:space="0" w:color="auto"/>
-              <w:right w:val="single" w:sz="4" w:space="0" w:color="auto"/>
-            </w:tcBorders>
-            <w:tcMar>
-              <w:top w:w="100" w:type="dxa"/>
-              <w:left w:w="100" w:type="dxa"/>
-              <w:bottom w:w="100" w:type="dxa"/>
-              <w:right w:w="100" w:type="dxa"/>
-            </w:tcMar>
-            <w:hideMark/>
-          </w:tcPr>
-          <w:p>
-            <w:pPr>
-              <w:spacing w:after="0" w:line="240" w:lineRule="auto"/>
-            </w:pPr>
-            <w:r>
-              <w:t>Control de versiones</w:t>
-            </w:r>
-          </w:p>
-        </w:tc>
-        <w:tc>
-          <w:tcPr>
-            <w:tcW w:w="3260" w:type="dxa"/>
-            <w:tcBorders>
-              <w:top w:val="single" w:sz="4" w:space="0" w:color="auto"/>
-              <w:left w:val="single" w:sz="4" w:space="0" w:color="auto"/>
-              <w:bottom w:val="single" w:sz="4" w:space="0" w:color="auto"/>
-              <w:right w:val="single" w:sz="4" w:space="0" w:color="auto"/>
-            </w:tcBorders>
-            <w:tcMar>
-              <w:top w:w="100" w:type="dxa"/>
-              <w:left w:w="100" w:type="dxa"/>
-              <w:bottom w:w="100" w:type="dxa"/>
-              <w:right w:w="100" w:type="dxa"/>
-            </w:tcMar>
-            <w:hideMark/>
-          </w:tcPr>
-          <w:p>
-            <w:pPr>
-              <w:spacing w:after="0" w:line="240" w:lineRule="auto"/>
-            </w:pPr>
-            <w:r>
-              <w:t>Git, repositorio APT122-Casino-DUOC</w:t>
-            </w:r>
-          </w:p>
-        </w:tc>
-        <w:tc>
-          <w:tcPr>
-            <w:tcW w:w="5527" w:type="dxa"/>
-            <w:tcBorders>
-              <w:top w:val="single" w:sz="4" w:space="0" w:color="auto"/>
-              <w:left w:val="single" w:sz="4" w:space="0" w:color="auto"/>
-              <w:bottom w:val="single" w:sz="4" w:space="0" w:color="auto"/>
-              <w:right w:val="single" w:sz="4" w:space="0" w:color="auto"/>
-            </w:tcBorders>
-            <w:tcMar>
-              <w:top w:w="100" w:type="dxa"/>
-              <w:left w:w="100" w:type="dxa"/>
-              <w:bottom w:w="100" w:type="dxa"/>
-              <w:right w:w="100" w:type="dxa"/>
-            </w:tcMar>
-            <w:hideMark/>
-          </w:tcPr>
-          <w:p>
-            <w:pPr>
-              <w:spacing w:after="0" w:line="240" w:lineRule="auto"/>
-            </w:pPr>
-            <w:r>
-              <w:t>Ya está en uso</w:t>
-            </w:r>
-            <w:r>
-              <w:t xml:space="preserve">, </w:t>
-            </w:r>
-            <w:r>
-              <w:t xml:space="preserve">permite trazabilidad de historial de </w:t>
-            </w:r>
-            <w:proofErr w:type="spellStart"/>
-            <w:r>
-              <w:t>commits</w:t>
-            </w:r>
-            <w:proofErr w:type="spellEnd"/>
-            <w:r>
-              <w:t xml:space="preserve"> por integrante, evidencia directa de C2 y C4.</w:t>
-            </w:r>
-          </w:p>
-        </w:tc>
-      </w:tr>
-      <w:tr>
-        <w:tc>
-          <w:tcPr>
-            <w:tcW w:w="1413" w:type="dxa"/>
-            <w:tcBorders>
-              <w:top w:val="single" w:sz="4" w:space="0" w:color="auto"/>
-              <w:left w:val="single" w:sz="4" w:space="0" w:color="auto"/>
-              <w:bottom w:val="single" w:sz="4" w:space="0" w:color="auto"/>
-              <w:right w:val="single" w:sz="4" w:space="0" w:color="auto"/>
-            </w:tcBorders>
-            <w:tcMar>
-              <w:top w:w="100" w:type="dxa"/>
-              <w:left w:w="100" w:type="dxa"/>
-              <w:bottom w:w="100" w:type="dxa"/>
-              <w:right w:w="100" w:type="dxa"/>
-            </w:tcMar>
-            <w:hideMark/>
-          </w:tcPr>
-          <w:p>
-            <w:pPr>
-              <w:spacing w:after="0" w:line="240" w:lineRule="auto"/>
-            </w:pPr>
-            <w:r>
-              <w:t>Gestión ágil</w:t>
-            </w:r>
-          </w:p>
-        </w:tc>
-        <w:tc>
-          <w:tcPr>
-            <w:tcW w:w="3260" w:type="dxa"/>
-            <w:tcBorders>
-              <w:top w:val="single" w:sz="4" w:space="0" w:color="auto"/>
-              <w:left w:val="single" w:sz="4" w:space="0" w:color="auto"/>
-              <w:bottom w:val="single" w:sz="4" w:space="0" w:color="auto"/>
-              <w:right w:val="single" w:sz="4" w:space="0" w:color="auto"/>
-            </w:tcBorders>
-            <w:tcMar>
-              <w:top w:w="100" w:type="dxa"/>
-              <w:left w:w="100" w:type="dxa"/>
-              <w:bottom w:w="100" w:type="dxa"/>
-              <w:right w:w="100" w:type="dxa"/>
-            </w:tcMar>
-            <w:hideMark/>
-          </w:tcPr>
-          <w:p>
-            <w:pPr>
-              <w:spacing w:after="0" w:line="240" w:lineRule="auto"/>
-            </w:pPr>
-            <w:r>
-              <w:t>Tablero Kanban</w:t>
-            </w:r>
-          </w:p>
-        </w:tc>
-        <w:tc>
-          <w:tcPr>
-            <w:tcW w:w="5527" w:type="dxa"/>
-            <w:tcBorders>
-              <w:top w:val="single" w:sz="4" w:space="0" w:color="auto"/>
-              <w:left w:val="single" w:sz="4" w:space="0" w:color="auto"/>
-              <w:bottom w:val="single" w:sz="4" w:space="0" w:color="auto"/>
-              <w:right w:val="single" w:sz="4" w:space="0" w:color="auto"/>
-            </w:tcBorders>
-            <w:tcMar>
-              <w:top w:w="100" w:type="dxa"/>
-              <w:left w:w="100" w:type="dxa"/>
-              <w:bottom w:w="100" w:type="dxa"/>
-              <w:right w:w="100" w:type="dxa"/>
-            </w:tcMar>
-            <w:hideMark/>
-          </w:tcPr>
-          <w:p>
-            <w:pPr>
-              <w:spacing w:after="0" w:line="240" w:lineRule="auto"/>
-            </w:pPr>
-            <w:r>
-              <w:t>Ya definido en la metodología (sección 5 de la Guía 1.5); el backlog de historias de usuario ya está cargado.</w:t>
-            </w:r>
-          </w:p>
-        </w:tc>
-      </w:tr>
-    </w:tbl>
-    <w:p>
-      <w:pPr>
-        <w:pStyle w:val="Ttulo1"/>
-      </w:pPr>
-    </w:p>
-    <w:p>
-      <w:pPr>
-        <w:pStyle w:val="Ttulo1"/>
-      </w:pPr>
-      <w:r>
-        <w:lastRenderedPageBreak/>
-        <w:t>5. Manejo de errores y validaciones (evidencia de C4)</w:t>
-      </w:r>
-    </w:p>
-    <w:p>
-      <w:r>
-        <w:t xml:space="preserve">La arquitectura contempla manejo de errores en la capa de lógica de negocio, no como una ocurrencia tardía sino como parte del diseño desde el inicio. </w:t>
-      </w:r>
-    </w:p>
-    <w:p>
-      <w:pPr>
-        <w:rPr>
-          <w:b/>
-          <w:bCs/>
-        </w:rPr>
-      </w:pPr>
-      <w:r>
-        <w:rPr>
-          <w:b/>
-          <w:bCs/>
-        </w:rPr>
-        <w:t>Ejemplos concretos que se implementarán y probarán en Fase 2:</w:t>
-      </w:r>
     </w:p>
     <w:p>
       <w:pPr>
@@ -1399,6 +1457,9 @@
       <w:r>
         <w:t>Solicitudes con datos incompletos (por ejemplo, crear una preparación sin nombre o con precio negativo) devuelven un error controlado, no una falla silenciosa.</w:t>
       </w:r>
+      <w:r>
+        <w:t xml:space="preserve"> (CP-65, CP-67)</w:t>
+      </w:r>
     </w:p>
     <w:p>
       <w:pPr>
@@ -1422,6 +1483,9 @@
       </w:pPr>
       <w:r>
         <w:t>Si la fuente externa de datos de venta no está disponible (escenario C, sin datos reales), el sistema no falla: simplemente no hay datos de análisis que mostrar, y la aplicación lo indica explícitamente en vez de mostrar una pantalla en blanco o un error genérico.</w:t>
+      </w:r>
+      <w:r>
+        <w:t xml:space="preserve"> (CP-33, CP-40)</w:t>
       </w:r>
     </w:p>
     <w:p>
@@ -1751,7 +1815,13 @@
       <w:pPr>
         <w:pStyle w:val="Ttulo1"/>
       </w:pPr>
-      <w:r>
+    </w:p>
+    <w:p>
+      <w:pPr>
+        <w:pStyle w:val="Ttulo1"/>
+      </w:pPr>
+      <w:r>
+        <w:lastRenderedPageBreak/>
         <w:t>7. Estrategia de despliegue</w:t>
       </w:r>
     </w:p>
@@ -2098,7 +2168,6 @@
             </w:pPr>
             <w:proofErr w:type="spellStart"/>
             <w:r>
-              <w:lastRenderedPageBreak/>
               <w:t>Frontend</w:t>
             </w:r>
             <w:proofErr w:type="spellEnd"/>
@@ -2266,6 +2335,14 @@
       </w:r>
     </w:p>
     <w:p>
+      <w:r>
+        <w:t>Decisión sobre las fotos: el disco de la capa gratuita de Render se borra en cada redespliegue, por lo que las fotos se guardarán en almacenamiento externo o se usarán enlaces a imágenes. Mientras eso no se implemente, las fotos subidas durante la demostración pueden perderse al redesplegar. Los archivos Docker están escritos, pero aún no se probaron (RNF-23)</w:t>
+      </w:r>
+      <w:r>
+        <w:t>.</w:t>
+      </w:r>
+    </w:p>
+    <w:p>
       <w:pPr>
         <w:pStyle w:val="Ttulo1"/>
       </w:pPr>
@@ -2278,7 +2355,39 @@
         <w:pStyle w:val="Prrafodelista"/>
       </w:pPr>
       <w:r>
-        <w:t>Confirmar la decisión final entre Node.js/Express y Laravel, y entre PostgreSQL y MySQL, una vez se conozca el contexto técnico real a través de administración de la sede.</w:t>
+        <w:t xml:space="preserve">Desplegar el sistema con enlace público (Render o </w:t>
+      </w:r>
+      <w:proofErr w:type="spellStart"/>
+      <w:r>
+        <w:t>Railway</w:t>
+      </w:r>
+      <w:proofErr w:type="spellEnd"/>
+      <w:r>
+        <w:t xml:space="preserve">, </w:t>
+      </w:r>
+      <w:proofErr w:type="spellStart"/>
+      <w:r>
+        <w:t>Neon</w:t>
+      </w:r>
+      <w:proofErr w:type="spellEnd"/>
+      <w:r>
+        <w:t xml:space="preserve">, </w:t>
+      </w:r>
+      <w:proofErr w:type="spellStart"/>
+      <w:r>
+        <w:t>Vercel</w:t>
+      </w:r>
+      <w:proofErr w:type="spellEnd"/>
+      <w:r>
+        <w:t xml:space="preserve"> o </w:t>
+      </w:r>
+      <w:proofErr w:type="spellStart"/>
+      <w:r>
+        <w:t>Netlify</w:t>
+      </w:r>
+      <w:proofErr w:type="spellEnd"/>
+      <w:r>
+        <w:t>).</w:t>
       </w:r>
     </w:p>
     <w:p>
@@ -2286,15 +2395,7 @@
         <w:pStyle w:val="Prrafodelista"/>
       </w:pPr>
       <w:r>
-        <w:t>Implementar la capa de datos ejecutando el script SQL ya validado (</w:t>
-      </w:r>
-      <w:proofErr w:type="spellStart"/>
-      <w:r>
-        <w:t>modelo_datos_casino_duoc.sql</w:t>
-      </w:r>
-      <w:proofErr w:type="spellEnd"/>
-      <w:r>
-        <w:t>).</w:t>
+        <w:t>Apagar SSO_SIMULADO en el enlace público o declararlo como simulado en la presentación.</w:t>
       </w:r>
     </w:p>
     <w:p>
@@ -2302,26 +2403,7 @@
         <w:pStyle w:val="Prrafodelista"/>
       </w:pPr>
       <w:r>
-        <w:t xml:space="preserve">Desarrollar la capa de lógica de negocio en </w:t>
-      </w:r>
-      <w:proofErr w:type="spellStart"/>
-      <w:r>
-        <w:t>sprints</w:t>
-      </w:r>
-      <w:proofErr w:type="spellEnd"/>
-      <w:r>
-        <w:t>, siguiendo el backlog priorizado.</w:t>
-      </w:r>
-    </w:p>
-    <w:p>
-      <w:pPr>
-        <w:pStyle w:val="Prrafodelista"/>
-      </w:pPr>
-      <w:r>
-        <w:t>Documentar cada decisión de arquitectura que surja durante el desarrollo como actualización a este documento</w:t>
-      </w:r>
-      <w:r>
-        <w:t>.</w:t>
+        <w:t>Registrar cada decisión de arquitectura nueva como actualización de este documento.</w:t>
       </w:r>
     </w:p>
     <w:sectPr>
@@ -4441,6 +4523,22 @@
       </w:tblCellMar>
     </w:tblPr>
   </w:style>
+  <w:style w:type="table" w:styleId="Tablaconcuadrcula">
+    <w:name w:val="Table Grid"/>
+    <w:basedOn w:val="Tablanormal"/>
+    <w:uiPriority w:val="39"/>
+    <w:rsid w:val="00B20815"/>
+    <w:tblPr>
+      <w:tblBorders>
+        <w:top w:val="single" w:sz="4" w:space="0" w:color="auto"/>
+        <w:left w:val="single" w:sz="4" w:space="0" w:color="auto"/>
+        <w:bottom w:val="single" w:sz="4" w:space="0" w:color="auto"/>
+        <w:right w:val="single" w:sz="4" w:space="0" w:color="auto"/>
+        <w:insideH w:val="single" w:sz="4" w:space="0" w:color="auto"/>
+        <w:insideV w:val="single" w:sz="4" w:space="0" w:color="auto"/>
+      </w:tblBorders>
+    </w:tblPr>
+  </w:style>
 </w:styles>
 </file>
 
